--- a/JAGI_Contabilidad/Reglas para Conciliacion_Bancos.docx
+++ b/JAGI_Contabilidad/Reglas para Conciliacion_Bancos.docx
@@ -12,6 +12,8 @@
           <w:lang w:val="es-CO" w:eastAsia="es-CO"/>
         </w:rPr>
       </w:pPr>
+      <w:bookmarkStart w:id="0" w:name="_GoBack"/>
+      <w:bookmarkEnd w:id="0"/>
       <w:r>
         <w:rPr>
           <w:rFonts w:ascii="Times New Roman" w:eastAsia="Times New Roman" w:hAnsi="Times New Roman" w:cs="Times New Roman"/>
@@ -1609,6 +1611,17 @@
     </w:p>
     <w:p>
       <w:pPr>
+        <w:spacing w:after="0" w:line="240" w:lineRule="auto"/>
+        <w:rPr>
+          <w:rFonts w:ascii="Times New Roman" w:eastAsia="Times New Roman" w:hAnsi="Times New Roman" w:cs="Times New Roman"/>
+          <w:sz w:val="24"/>
+          <w:szCs w:val="24"/>
+          <w:lang w:val="es-CO" w:eastAsia="es-CO"/>
+        </w:rPr>
+      </w:pPr>
+    </w:p>
+    <w:p>
+      <w:pPr>
         <w:spacing w:before="100" w:beforeAutospacing="1" w:after="100" w:afterAutospacing="1" w:line="240" w:lineRule="auto"/>
         <w:outlineLvl w:val="2"/>
         <w:rPr>
@@ -2424,50 +2437,6 @@
     <w:p>
       <w:pPr>
         <w:spacing w:before="100" w:beforeAutospacing="1" w:after="100" w:afterAutospacing="1" w:line="240" w:lineRule="auto"/>
-        <w:rPr>
-          <w:rFonts w:ascii="Times New Roman" w:eastAsia="Times New Roman" w:hAnsi="Times New Roman" w:cs="Times New Roman"/>
-          <w:sz w:val="24"/>
-          <w:szCs w:val="24"/>
-          <w:lang w:val="es-CO" w:eastAsia="es-CO"/>
-        </w:rPr>
-      </w:pPr>
-    </w:p>
-    <w:p>
-      <w:pPr>
-        <w:spacing w:before="100" w:beforeAutospacing="1" w:after="100" w:afterAutospacing="1" w:line="240" w:lineRule="auto"/>
-        <w:rPr>
-          <w:rFonts w:ascii="Times New Roman" w:eastAsia="Times New Roman" w:hAnsi="Times New Roman" w:cs="Times New Roman"/>
-          <w:sz w:val="24"/>
-          <w:szCs w:val="24"/>
-          <w:lang w:val="es-CO" w:eastAsia="es-CO"/>
-        </w:rPr>
-      </w:pPr>
-    </w:p>
-    <w:p>
-      <w:pPr>
-        <w:spacing w:before="100" w:beforeAutospacing="1" w:after="100" w:afterAutospacing="1" w:line="240" w:lineRule="auto"/>
-        <w:rPr>
-          <w:rFonts w:ascii="Times New Roman" w:eastAsia="Times New Roman" w:hAnsi="Times New Roman" w:cs="Times New Roman"/>
-          <w:sz w:val="24"/>
-          <w:szCs w:val="24"/>
-          <w:lang w:val="es-CO" w:eastAsia="es-CO"/>
-        </w:rPr>
-      </w:pPr>
-    </w:p>
-    <w:p>
-      <w:pPr>
-        <w:spacing w:before="100" w:beforeAutospacing="1" w:after="100" w:afterAutospacing="1" w:line="240" w:lineRule="auto"/>
-        <w:rPr>
-          <w:rFonts w:ascii="Times New Roman" w:eastAsia="Times New Roman" w:hAnsi="Times New Roman" w:cs="Times New Roman"/>
-          <w:sz w:val="24"/>
-          <w:szCs w:val="24"/>
-          <w:lang w:val="es-CO" w:eastAsia="es-CO"/>
-        </w:rPr>
-      </w:pPr>
-    </w:p>
-    <w:p>
-      <w:pPr>
-        <w:spacing w:before="100" w:beforeAutospacing="1" w:after="100" w:afterAutospacing="1" w:line="240" w:lineRule="auto"/>
         <w:outlineLvl w:val="2"/>
         <w:rPr>
           <w:rFonts w:ascii="Segoe UI Emoji" w:eastAsia="Times New Roman" w:hAnsi="Segoe UI Emoji" w:cs="Segoe UI Emoji"/>
@@ -2487,7 +2456,6 @@
           <w:szCs w:val="27"/>
           <w:lang w:val="es-CO" w:eastAsia="es-CO"/>
         </w:rPr>
-        <w:lastRenderedPageBreak/>
         <w:t>🔹</w:t>
       </w:r>
       <w:r>
@@ -2545,8 +2513,6 @@
         </w:rPr>
         <w:t>✅</w:t>
       </w:r>
-      <w:bookmarkStart w:id="0" w:name="_GoBack"/>
-      <w:bookmarkEnd w:id="0"/>
       <w:r>
         <w:rPr>
           <w:rFonts w:ascii="Times New Roman" w:eastAsia="Times New Roman" w:hAnsi="Times New Roman" w:cs="Times New Roman"/>
@@ -2647,7 +2613,6 @@
         <w:t xml:space="preserve"> Errores de clasificación contable detectados (explicar el error)</w:t>
       </w:r>
     </w:p>
-    <w:p/>
     <w:sectPr>
       <w:pgSz w:w="12240" w:h="15840"/>
       <w:pgMar w:top="1440" w:right="1440" w:bottom="1440" w:left="1440" w:header="708" w:footer="708" w:gutter="0"/>
